--- a/guide-v2.docx
+++ b/guide-v2.docx
@@ -209,7 +209,7 @@
           <w:sz w:val="20"/>
           <w:szCs w:val="20"/>
         </w:rPr>
-        <w:t xml:space="preserve">존칭은 님·교선·교정·정사·원정사·대원정사·대호법·대봉도·종사 중에서 고릅니다. 교선·정사 같은 직위가 없는 일반 교도는 ‘님’을 고르면 이름 뒤에 ‘님’을 붙여 부릅니다(예: 故 최규선님).</w:t>
+        <w:t xml:space="preserve">존칭은 님·교선·교정·정사·원정사·대원정사·대호법·대봉도·종사 중에서 고릅니다. 교선·정사 같은 직위가 없는 일반 교도는 ‘님’을 고르면 이름 뒤에 ‘님’을 붙여 부릅니다(예: 故 홍길동님).</w:t>
       </w:r>
     </w:p>
     <w:p>
@@ -537,7 +537,7 @@
           <w:sz w:val="20"/>
           <w:szCs w:val="20"/>
         </w:rPr>
-        <w:t xml:space="preserve">· 존칭은 고인의 지위·역할에 맞는 것을 고릅니다. 직위가 없는 일반 교도는 ‘님’을 선택합니다(예: 故 최규선님). 참고로 대호법은 재가 교도, 대봉도·종사는 출가(교무)의 존칭입니다.</w:t>
+        <w:t xml:space="preserve">· 존칭은 고인의 지위·역할에 맞는 것을 고릅니다. 직위가 없는 일반 교도는 ‘님’을 선택합니다(예: 故 홍길동님). 참고로 대호법은 재가 교도, 대봉도·종사는 출가(교무)의 존칭입니다.</w:t>
       </w:r>
     </w:p>
     <w:p>

--- a/guide-v2.docx
+++ b/guide-v2.docx
@@ -537,7 +537,7 @@
           <w:sz w:val="20"/>
           <w:szCs w:val="20"/>
         </w:rPr>
-        <w:t xml:space="preserve">· 존칭은 고인의 지위·역할에 맞는 것을 고릅니다. 직위가 없는 일반 교도는 ‘님’을 선택합니다(예: 故 홍길동님). 참고로 대호법은 재가 교도, 대봉도·종사는 출가(교무)의 존칭입니다.</w:t>
+        <w:t xml:space="preserve">· 존칭은 고인의 지위·역할에 맞는 것을 고릅니다. 직위가 없는 일반 교도는 ‘님’을 선택합니다(예: 故 홍길동님).</w:t>
       </w:r>
     </w:p>
     <w:p>
